--- a/lab_3/ОС лаба 3.docx
+++ b/lab_3/ОС лаба 3.docx
@@ -13942,9 +13942,9 @@
       <w:r>
         <w:drawing>
           <wp:inline distT="0" distB="0" distL="114300" distR="114300">
-            <wp:extent cx="5272405" cy="2412365"/>
-            <wp:effectExtent l="0" t="0" r="635" b="10795"/>
-            <wp:docPr id="4" name="Изображение 2"/>
+            <wp:extent cx="5269865" cy="2187575"/>
+            <wp:effectExtent l="0" t="0" r="3175" b="6985"/>
+            <wp:docPr id="1" name="Изображение 1"/>
             <wp:cNvGraphicFramePr>
               <a:graphicFrameLocks xmlns:a="http://schemas.openxmlformats.org/drawingml/2006/main" noChangeAspect="1"/>
             </wp:cNvGraphicFramePr>
@@ -13952,7 +13952,7 @@
               <a:graphicData uri="http://schemas.openxmlformats.org/drawingml/2006/picture">
                 <pic:pic xmlns:pic="http://schemas.openxmlformats.org/drawingml/2006/picture">
                   <pic:nvPicPr>
-                    <pic:cNvPr id="4" name="Изображение 2"/>
+                    <pic:cNvPr id="1" name="Изображение 1"/>
                     <pic:cNvPicPr>
                       <a:picLocks noChangeAspect="1"/>
                     </pic:cNvPicPr>
@@ -13966,7 +13966,7 @@
                   <pic:spPr>
                     <a:xfrm>
                       <a:off x="0" y="0"/>
-                      <a:ext cx="5272405" cy="2412365"/>
+                      <a:ext cx="5269865" cy="2187575"/>
                     </a:xfrm>
                     <a:prstGeom prst="rect">
                       <a:avLst/>
@@ -14015,7 +14015,7 @@
           <w:szCs w:val="28"/>
           <w:lang w:val="en-US"/>
         </w:rPr>
-        <w:t>2.75</w:t>
+        <w:t>2.72</w:t>
       </w:r>
       <w:r>
         <w:rPr>
@@ -14123,10 +14123,199 @@
           <w:szCs w:val="28"/>
           <w:lang w:val="en-US"/>
         </w:rPr>
-        <w:t>.</w:t>
+        <w:t xml:space="preserve">. </w:t>
+      </w:r>
+      <w:r>
+        <w:rPr>
+          <w:rFonts w:hint="default" w:ascii="Times New Roman" w:hAnsi="Times New Roman" w:cs="Times New Roman"/>
+          <w:sz w:val="28"/>
+          <w:szCs w:val="28"/>
+          <w:lang w:val="ru-RU"/>
+        </w:rPr>
+        <w:t>Эффективность оказалась равной</w:t>
       </w:r>
       <w:bookmarkStart w:id="1" w:name="_GoBack"/>
       <w:bookmarkEnd w:id="1"/>
+      <w:r>
+        <w:rPr>
+          <w:rFonts w:hint="default" w:ascii="Times New Roman" w:hAnsi="Times New Roman" w:cs="Times New Roman"/>
+          <w:sz w:val="28"/>
+          <w:szCs w:val="28"/>
+          <w:lang w:val="ru-RU"/>
+        </w:rPr>
+        <w:t xml:space="preserve"> </w:t>
+      </w:r>
+      <w:r>
+        <w:rPr>
+          <w:rFonts w:hint="default" w:ascii="Times New Roman" w:hAnsi="Times New Roman" w:cs="Times New Roman"/>
+          <w:sz w:val="28"/>
+          <w:szCs w:val="28"/>
+          <w:lang w:val="en-US"/>
+        </w:rPr>
+        <w:t>0.54.</w:t>
+      </w:r>
+      <w:r>
+        <w:rPr>
+          <w:rFonts w:hint="default" w:ascii="Times New Roman" w:hAnsi="Times New Roman" w:cs="Times New Roman"/>
+          <w:sz w:val="28"/>
+          <w:szCs w:val="28"/>
+          <w:lang w:val="ru-RU"/>
+        </w:rPr>
+        <w:t xml:space="preserve"> Эффективность - это отношение ускорения к количеству потоков</w:t>
+      </w:r>
+      <w:r>
+        <w:rPr>
+          <w:rFonts w:hint="default" w:ascii="Times New Roman" w:hAnsi="Times New Roman" w:cs="Times New Roman"/>
+          <w:sz w:val="28"/>
+          <w:szCs w:val="28"/>
+          <w:lang w:val="en-US"/>
+        </w:rPr>
+        <w:t>,</w:t>
+      </w:r>
+      <w:r>
+        <w:rPr>
+          <w:rFonts w:hint="default" w:ascii="Times New Roman" w:hAnsi="Times New Roman" w:cs="Times New Roman"/>
+          <w:sz w:val="28"/>
+          <w:szCs w:val="28"/>
+          <w:lang w:val="ru-RU"/>
+        </w:rPr>
+        <w:t xml:space="preserve"> в данном случае </w:t>
+      </w:r>
+      <w:r>
+        <w:rPr>
+          <w:rFonts w:hint="default" w:ascii="Times New Roman" w:hAnsi="Times New Roman" w:cs="Times New Roman"/>
+          <w:sz w:val="28"/>
+          <w:szCs w:val="28"/>
+          <w:lang w:val="en-US"/>
+        </w:rPr>
+        <w:t>2.72 / 5</w:t>
+      </w:r>
+      <w:r>
+        <w:rPr>
+          <w:rFonts w:hint="default" w:ascii="Times New Roman" w:hAnsi="Times New Roman" w:cs="Times New Roman"/>
+          <w:sz w:val="28"/>
+          <w:szCs w:val="28"/>
+          <w:lang w:val="ru-RU"/>
+        </w:rPr>
+        <w:t>.</w:t>
+      </w:r>
+      <w:r>
+        <w:rPr>
+          <w:rFonts w:hint="default" w:ascii="Times New Roman" w:hAnsi="Times New Roman" w:cs="Times New Roman"/>
+          <w:sz w:val="28"/>
+          <w:szCs w:val="28"/>
+          <w:lang w:val="en-US"/>
+        </w:rPr>
+        <w:t xml:space="preserve"> </w:t>
+      </w:r>
+      <w:r>
+        <w:rPr>
+          <w:rFonts w:hint="default" w:ascii="Times New Roman" w:hAnsi="Times New Roman" w:cs="Times New Roman"/>
+          <w:sz w:val="28"/>
+          <w:szCs w:val="28"/>
+          <w:lang w:val="ru-RU"/>
+        </w:rPr>
+        <w:t>Эта характеристика показывает эффективность использования каждого потока</w:t>
+      </w:r>
+      <w:r>
+        <w:rPr>
+          <w:rFonts w:hint="default" w:ascii="Times New Roman" w:hAnsi="Times New Roman" w:cs="Times New Roman"/>
+          <w:sz w:val="28"/>
+          <w:szCs w:val="28"/>
+          <w:lang w:val="en-US"/>
+        </w:rPr>
+        <w:t>.</w:t>
+      </w:r>
+      <w:r>
+        <w:rPr>
+          <w:rFonts w:hint="default" w:ascii="Times New Roman" w:hAnsi="Times New Roman" w:cs="Times New Roman"/>
+          <w:sz w:val="28"/>
+          <w:szCs w:val="28"/>
+          <w:lang w:val="ru-RU"/>
+        </w:rPr>
+        <w:t xml:space="preserve"> Мы увеличили количество потоков в 5 раз</w:t>
+      </w:r>
+      <w:r>
+        <w:rPr>
+          <w:rFonts w:hint="default" w:ascii="Times New Roman" w:hAnsi="Times New Roman" w:cs="Times New Roman"/>
+          <w:sz w:val="28"/>
+          <w:szCs w:val="28"/>
+          <w:lang w:val="en-US"/>
+        </w:rPr>
+        <w:t>,</w:t>
+      </w:r>
+      <w:r>
+        <w:rPr>
+          <w:rFonts w:hint="default" w:ascii="Times New Roman" w:hAnsi="Times New Roman" w:cs="Times New Roman"/>
+          <w:sz w:val="28"/>
+          <w:szCs w:val="28"/>
+          <w:lang w:val="ru-RU"/>
+        </w:rPr>
+        <w:t xml:space="preserve"> но выиграли в скорости всего в </w:t>
+      </w:r>
+      <w:r>
+        <w:rPr>
+          <w:rFonts w:hint="default" w:ascii="Times New Roman" w:hAnsi="Times New Roman" w:cs="Times New Roman"/>
+          <w:sz w:val="28"/>
+          <w:szCs w:val="28"/>
+          <w:lang w:val="en-US"/>
+        </w:rPr>
+        <w:t>2.72</w:t>
+      </w:r>
+      <w:r>
+        <w:rPr>
+          <w:rFonts w:hint="default" w:ascii="Times New Roman" w:hAnsi="Times New Roman" w:cs="Times New Roman"/>
+          <w:sz w:val="28"/>
+          <w:szCs w:val="28"/>
+          <w:lang w:val="ru-RU"/>
+        </w:rPr>
+        <w:t xml:space="preserve"> раза</w:t>
+      </w:r>
+      <w:r>
+        <w:rPr>
+          <w:rFonts w:hint="default" w:ascii="Times New Roman" w:hAnsi="Times New Roman" w:cs="Times New Roman"/>
+          <w:sz w:val="28"/>
+          <w:szCs w:val="28"/>
+          <w:lang w:val="en-US"/>
+        </w:rPr>
+        <w:t xml:space="preserve"> =&gt;</w:t>
+      </w:r>
+      <w:r>
+        <w:rPr>
+          <w:rFonts w:hint="default" w:ascii="Times New Roman" w:hAnsi="Times New Roman" w:cs="Times New Roman"/>
+          <w:sz w:val="28"/>
+          <w:szCs w:val="28"/>
+          <w:lang w:val="ru-RU"/>
+        </w:rPr>
+        <w:t xml:space="preserve"> потеряли </w:t>
+      </w:r>
+      <w:r>
+        <w:rPr>
+          <w:rFonts w:hint="default" w:ascii="Times New Roman" w:hAnsi="Times New Roman" w:cs="Times New Roman"/>
+          <w:sz w:val="28"/>
+          <w:szCs w:val="28"/>
+          <w:lang w:val="en-US"/>
+        </w:rPr>
+        <w:t xml:space="preserve">46% </w:t>
+      </w:r>
+      <w:r>
+        <w:rPr>
+          <w:rFonts w:hint="default" w:ascii="Times New Roman" w:hAnsi="Times New Roman" w:cs="Times New Roman"/>
+          <w:sz w:val="28"/>
+          <w:szCs w:val="28"/>
+          <w:lang w:val="ru-RU"/>
+        </w:rPr>
+        <w:t>мощности каждого отдельного потока</w:t>
+      </w:r>
+      <w:r>
+        <w:rPr>
+          <w:rFonts w:hint="default" w:ascii="Times New Roman" w:hAnsi="Times New Roman" w:cs="Times New Roman"/>
+          <w:sz w:val="28"/>
+          <w:szCs w:val="28"/>
+          <w:lang w:val="en-US"/>
+        </w:rPr>
+        <w:t>.</w:t>
+      </w:r>
     </w:p>
     <w:p>
       <w:pPr>
@@ -14153,13 +14342,218 @@
         </w:numPr>
         <w:bidi w:val="0"/>
         <w:spacing w:line="360" w:lineRule="auto"/>
-        <w:ind w:leftChars="0" w:firstLine="708" w:firstLineChars="0"/>
       </w:pPr>
       <w:r>
         <w:drawing>
           <wp:inline distT="0" distB="0" distL="114300" distR="114300">
-            <wp:extent cx="5273675" cy="2977515"/>
-            <wp:effectExtent l="0" t="0" r="14605" b="9525"/>
+            <wp:extent cx="5272405" cy="2933700"/>
+            <wp:effectExtent l="0" t="0" r="635" b="7620"/>
+            <wp:docPr id="5" name="Изображение 3"/>
+            <wp:cNvGraphicFramePr>
+              <a:graphicFrameLocks xmlns:a="http://schemas.openxmlformats.org/drawingml/2006/main" noChangeAspect="1"/>
+            </wp:cNvGraphicFramePr>
+            <a:graphic xmlns:a="http://schemas.openxmlformats.org/drawingml/2006/main">
+              <a:graphicData uri="http://schemas.openxmlformats.org/drawingml/2006/picture">
+                <pic:pic xmlns:pic="http://schemas.openxmlformats.org/drawingml/2006/picture">
+                  <pic:nvPicPr>
+                    <pic:cNvPr id="5" name="Изображение 3"/>
+                    <pic:cNvPicPr>
+                      <a:picLocks noChangeAspect="1"/>
+                    </pic:cNvPicPr>
+                  </pic:nvPicPr>
+                  <pic:blipFill>
+                    <a:blip r:embed="rId5"/>
+                    <a:stretch>
+                      <a:fillRect/>
+                    </a:stretch>
+                  </pic:blipFill>
+                  <pic:spPr>
+                    <a:xfrm>
+                      <a:off x="0" y="0"/>
+                      <a:ext cx="5272405" cy="2933700"/>
+                    </a:xfrm>
+                    <a:prstGeom prst="rect">
+                      <a:avLst/>
+                    </a:prstGeom>
+                    <a:noFill/>
+                    <a:ln>
+                      <a:noFill/>
+                    </a:ln>
+                  </pic:spPr>
+                </pic:pic>
+              </a:graphicData>
+            </a:graphic>
+          </wp:inline>
+        </w:drawing>
+      </w:r>
+    </w:p>
+    <w:p>
+      <w:pPr>
+        <w:numPr>
+          <w:ilvl w:val="0"/>
+          <w:numId w:val="0"/>
+        </w:numPr>
+        <w:bidi w:val="0"/>
+        <w:spacing w:line="360" w:lineRule="auto"/>
+        <w:ind w:leftChars="0" w:firstLine="708" w:firstLineChars="0"/>
+        <w:rPr>
+          <w:rFonts w:hint="default"/>
+          <w:lang w:val="ru-RU"/>
+        </w:rPr>
+      </w:pPr>
+      <w:r>
+        <w:rPr>
+          <w:lang w:val="ru-RU"/>
+        </w:rPr>
+        <w:t>На</w:t>
+      </w:r>
+      <w:r>
+        <w:rPr>
+          <w:rFonts w:hint="default"/>
+          <w:lang w:val="ru-RU"/>
+        </w:rPr>
+        <w:t xml:space="preserve"> графике - увеличение скорости выполнения в зависимости от количества потоков</w:t>
+      </w:r>
+    </w:p>
+    <w:p>
+      <w:pPr>
+        <w:numPr>
+          <w:ilvl w:val="0"/>
+          <w:numId w:val="0"/>
+        </w:numPr>
+        <w:bidi w:val="0"/>
+        <w:spacing w:line="360" w:lineRule="auto"/>
+        <w:ind w:leftChars="0"/>
+        <w:rPr>
+          <w:rFonts w:hint="default" w:ascii="Times New Roman" w:hAnsi="Times New Roman" w:cs="Times New Roman"/>
+          <w:sz w:val="28"/>
+          <w:szCs w:val="28"/>
+          <w:lang w:val="en-US"/>
+        </w:rPr>
+      </w:pPr>
+      <w:r>
+        <w:rPr>
+          <w:rFonts w:hint="default" w:ascii="Times New Roman" w:hAnsi="Times New Roman" w:cs="Times New Roman"/>
+          <w:sz w:val="28"/>
+          <w:szCs w:val="28"/>
+          <w:lang w:val="ru-RU"/>
+        </w:rPr>
+        <w:t xml:space="preserve">Начиная с </w:t>
+      </w:r>
+      <w:r>
+        <w:rPr>
+          <w:rFonts w:hint="default" w:ascii="Times New Roman" w:hAnsi="Times New Roman" w:cs="Times New Roman"/>
+          <w:sz w:val="28"/>
+          <w:szCs w:val="28"/>
+          <w:lang w:val="en-US"/>
+        </w:rPr>
+        <w:t>1</w:t>
+      </w:r>
+      <w:r>
+        <w:rPr>
+          <w:rFonts w:hint="default" w:ascii="Times New Roman" w:hAnsi="Times New Roman" w:cs="Times New Roman"/>
+          <w:sz w:val="28"/>
+          <w:szCs w:val="28"/>
+          <w:lang w:val="ru-RU"/>
+        </w:rPr>
+        <w:t>4-15 потоков скорость выполнения перестает расти</w:t>
+      </w:r>
+      <w:r>
+        <w:rPr>
+          <w:rFonts w:hint="default" w:ascii="Times New Roman" w:hAnsi="Times New Roman" w:cs="Times New Roman"/>
+          <w:sz w:val="28"/>
+          <w:szCs w:val="28"/>
+          <w:lang w:val="en-US"/>
+        </w:rPr>
+        <w:t>,</w:t>
+      </w:r>
+      <w:r>
+        <w:rPr>
+          <w:rFonts w:hint="default" w:ascii="Times New Roman" w:hAnsi="Times New Roman" w:cs="Times New Roman"/>
+          <w:sz w:val="28"/>
+          <w:szCs w:val="28"/>
+          <w:lang w:val="ru-RU"/>
+        </w:rPr>
+        <w:t xml:space="preserve"> так как выигрыш от скорости обработки файла уже не окупается</w:t>
+      </w:r>
+      <w:r>
+        <w:rPr>
+          <w:rFonts w:hint="default" w:ascii="Times New Roman" w:hAnsi="Times New Roman" w:cs="Times New Roman"/>
+          <w:sz w:val="28"/>
+          <w:szCs w:val="28"/>
+          <w:lang w:val="en-US"/>
+        </w:rPr>
+        <w:t>,</w:t>
+      </w:r>
+      <w:r>
+        <w:rPr>
+          <w:rFonts w:hint="default" w:ascii="Times New Roman" w:hAnsi="Times New Roman" w:cs="Times New Roman"/>
+          <w:sz w:val="28"/>
+          <w:szCs w:val="28"/>
+          <w:lang w:val="ru-RU"/>
+        </w:rPr>
+        <w:t xml:space="preserve"> за счет затрат на запуск потока</w:t>
+      </w:r>
+      <w:r>
+        <w:rPr>
+          <w:rFonts w:hint="default" w:ascii="Times New Roman" w:hAnsi="Times New Roman" w:cs="Times New Roman"/>
+          <w:sz w:val="28"/>
+          <w:szCs w:val="28"/>
+          <w:lang w:val="en-US"/>
+        </w:rPr>
+        <w:t xml:space="preserve"> </w:t>
+      </w:r>
+      <w:r>
+        <w:rPr>
+          <w:rFonts w:hint="default" w:ascii="Times New Roman" w:hAnsi="Times New Roman" w:cs="Times New Roman"/>
+          <w:sz w:val="28"/>
+          <w:szCs w:val="28"/>
+          <w:lang w:val="ru-RU"/>
+        </w:rPr>
+        <w:t>и работу с ним</w:t>
+      </w:r>
+      <w:r>
+        <w:rPr>
+          <w:rFonts w:hint="default" w:ascii="Times New Roman" w:hAnsi="Times New Roman" w:cs="Times New Roman"/>
+          <w:sz w:val="28"/>
+          <w:szCs w:val="28"/>
+          <w:lang w:val="en-US"/>
+        </w:rPr>
+        <w:t>.</w:t>
+      </w:r>
+    </w:p>
+    <w:p>
+      <w:pPr>
+        <w:numPr>
+          <w:ilvl w:val="0"/>
+          <w:numId w:val="0"/>
+        </w:numPr>
+        <w:bidi w:val="0"/>
+        <w:spacing w:line="360" w:lineRule="auto"/>
+        <w:ind w:leftChars="0"/>
+        <w:rPr>
+          <w:rFonts w:hint="default" w:ascii="Times New Roman" w:hAnsi="Times New Roman" w:cs="Times New Roman"/>
+          <w:sz w:val="28"/>
+          <w:szCs w:val="28"/>
+          <w:lang w:val="en-US"/>
+        </w:rPr>
+      </w:pPr>
+    </w:p>
+    <w:p>
+      <w:pPr>
+        <w:numPr>
+          <w:ilvl w:val="0"/>
+          <w:numId w:val="0"/>
+        </w:numPr>
+        <w:bidi w:val="0"/>
+        <w:spacing w:line="360" w:lineRule="auto"/>
+        <w:ind w:leftChars="0"/>
+      </w:pPr>
+      <w:r>
+        <w:drawing>
+          <wp:inline distT="0" distB="0" distL="114300" distR="114300">
+            <wp:extent cx="5270500" cy="2995930"/>
+            <wp:effectExtent l="0" t="0" r="2540" b="6350"/>
             <wp:docPr id="3" name="Изображение 2"/>
             <wp:cNvGraphicFramePr>
               <a:graphicFrameLocks xmlns:a="http://schemas.openxmlformats.org/drawingml/2006/main" noChangeAspect="1"/>
@@ -14174,7 +14568,7 @@
                     </pic:cNvPicPr>
                   </pic:nvPicPr>
                   <pic:blipFill>
-                    <a:blip r:embed="rId5"/>
+                    <a:blip r:embed="rId6"/>
                     <a:stretch>
                       <a:fillRect/>
                     </a:stretch>
@@ -14182,7 +14576,7 @@
                   <pic:spPr>
                     <a:xfrm>
                       <a:off x="0" y="0"/>
-                      <a:ext cx="5273675" cy="2977515"/>
+                      <a:ext cx="5270500" cy="2995930"/>
                     </a:xfrm>
                     <a:prstGeom prst="rect">
                       <a:avLst/>
@@ -14224,7 +14618,7 @@
           <w:rFonts w:hint="default"/>
           <w:lang w:val="ru-RU"/>
         </w:rPr>
-        <w:t xml:space="preserve"> графике - увеличение скорости выполнения в зависимости от количества потоков</w:t>
+        <w:t xml:space="preserve"> графике - зависимость эффективности от количества потоков</w:t>
       </w:r>
     </w:p>
     <w:p>
@@ -14240,7 +14634,7 @@
           <w:rFonts w:hint="default" w:ascii="Times New Roman" w:hAnsi="Times New Roman" w:cs="Times New Roman"/>
           <w:sz w:val="28"/>
           <w:szCs w:val="28"/>
-          <w:lang w:val="en-US"/>
+          <w:lang w:val="ru-RU"/>
         </w:rPr>
       </w:pPr>
       <w:r>
@@ -14250,7 +14644,7 @@
           <w:szCs w:val="28"/>
           <w:lang w:val="ru-RU"/>
         </w:rPr>
-        <w:t xml:space="preserve">Начиная с </w:t>
+        <w:t>При увеличении числа потоков эффективность падает и никогда не превышает 1</w:t>
       </w:r>
       <w:r>
         <w:rPr>
@@ -14259,7 +14653,7 @@
           <w:szCs w:val="28"/>
           <w:lang w:val="en-US"/>
         </w:rPr>
-        <w:t>1</w:t>
+        <w:t>,</w:t>
       </w:r>
       <w:r>
         <w:rPr>
@@ -14268,7 +14662,7 @@
           <w:szCs w:val="28"/>
           <w:lang w:val="ru-RU"/>
         </w:rPr>
-        <w:t>4-15 потоков скорость выполнения перестает расти</w:t>
+        <w:t xml:space="preserve"> так как не вся работа выполняется многопоточно</w:t>
       </w:r>
       <w:r>
         <w:rPr>
@@ -14277,7 +14671,7 @@
           <w:szCs w:val="28"/>
           <w:lang w:val="en-US"/>
         </w:rPr>
-        <w:t>,</w:t>
+        <w:t xml:space="preserve">. </w:t>
       </w:r>
       <w:r>
         <w:rPr>
@@ -14286,7 +14680,7 @@
           <w:szCs w:val="28"/>
           <w:lang w:val="ru-RU"/>
         </w:rPr>
-        <w:t xml:space="preserve"> так как выигрыш от скорости обработки файла уже не окупается</w:t>
+        <w:t>При последующем увеличении количества потоков</w:t>
       </w:r>
       <w:r>
         <w:rPr>
@@ -14304,7 +14698,7 @@
           <w:szCs w:val="28"/>
           <w:lang w:val="ru-RU"/>
         </w:rPr>
-        <w:t xml:space="preserve"> за счет затрат на запуск потока</w:t>
+        <w:t xml:space="preserve"> работа выполняющаяся не многопоточно останется константной</w:t>
       </w:r>
       <w:r>
         <w:rPr>
@@ -14313,7 +14707,7 @@
           <w:szCs w:val="28"/>
           <w:lang w:val="en-US"/>
         </w:rPr>
-        <w:t xml:space="preserve"> </w:t>
+        <w:t>,</w:t>
       </w:r>
       <w:r>
         <w:rPr>
@@ -14322,7 +14716,7 @@
           <w:szCs w:val="28"/>
           <w:lang w:val="ru-RU"/>
         </w:rPr>
-        <w:t>и работу с ним</w:t>
+        <w:t xml:space="preserve"> время выполнения будет стремиться к константному значению</w:t>
       </w:r>
       <w:r>
         <w:rPr>
@@ -14331,23 +14725,44 @@
           <w:szCs w:val="28"/>
           <w:lang w:val="en-US"/>
         </w:rPr>
+        <w:t>,</w:t>
+      </w:r>
+      <w:r>
+        <w:rPr>
+          <w:rFonts w:hint="default" w:ascii="Times New Roman" w:hAnsi="Times New Roman" w:cs="Times New Roman"/>
+          <w:sz w:val="28"/>
+          <w:szCs w:val="28"/>
+          <w:lang w:val="ru-RU"/>
+        </w:rPr>
+        <w:t xml:space="preserve"> требующемуся на выполнение этой работы</w:t>
+      </w:r>
+      <w:r>
+        <w:rPr>
+          <w:rFonts w:hint="default" w:ascii="Times New Roman" w:hAnsi="Times New Roman" w:cs="Times New Roman"/>
+          <w:sz w:val="28"/>
+          <w:szCs w:val="28"/>
+          <w:lang w:val="en-US"/>
+        </w:rPr>
+        <w:t>,</w:t>
+      </w:r>
+      <w:r>
+        <w:rPr>
+          <w:rFonts w:hint="default" w:ascii="Times New Roman" w:hAnsi="Times New Roman" w:cs="Times New Roman"/>
+          <w:sz w:val="28"/>
+          <w:szCs w:val="28"/>
+          <w:lang w:val="ru-RU"/>
+        </w:rPr>
+        <w:t xml:space="preserve"> следовательно эффективность будет устремляться к нулю</w:t>
+      </w:r>
+      <w:r>
+        <w:rPr>
+          <w:rFonts w:hint="default" w:ascii="Times New Roman" w:hAnsi="Times New Roman" w:cs="Times New Roman"/>
+          <w:sz w:val="28"/>
+          <w:szCs w:val="28"/>
+          <w:lang w:val="en-US"/>
+        </w:rPr>
         <w:t>.</w:t>
       </w:r>
-    </w:p>
-    <w:p>
-      <w:pPr>
-        <w:numPr>
-          <w:ilvl w:val="0"/>
-          <w:numId w:val="0"/>
-        </w:numPr>
-        <w:bidi w:val="0"/>
-        <w:spacing w:line="360" w:lineRule="auto"/>
-        <w:ind w:leftChars="0" w:firstLine="708" w:firstLineChars="0"/>
-        <w:rPr>
-          <w:rFonts w:hint="default"/>
-          <w:lang w:val="ru-RU"/>
-        </w:rPr>
-      </w:pPr>
     </w:p>
     <w:p>
       <w:pPr>
@@ -14359,26 +14774,7 @@
         <w:spacing w:line="360" w:lineRule="auto"/>
         <w:ind w:leftChars="0"/>
         <w:rPr>
-          <w:rFonts w:hint="default" w:ascii="Times New Roman" w:hAnsi="Times New Roman" w:cs="Times New Roman"/>
-          <w:sz w:val="28"/>
-          <w:szCs w:val="28"/>
-          <w:lang w:val="ru-RU"/>
-        </w:rPr>
-      </w:pPr>
-    </w:p>
-    <w:p>
-      <w:pPr>
-        <w:numPr>
-          <w:ilvl w:val="0"/>
-          <w:numId w:val="0"/>
-        </w:numPr>
-        <w:bidi w:val="0"/>
-        <w:spacing w:line="360" w:lineRule="auto"/>
-        <w:ind w:leftChars="0"/>
-        <w:rPr>
-          <w:rFonts w:hint="default" w:ascii="Times New Roman" w:hAnsi="Times New Roman" w:cs="Times New Roman"/>
-          <w:sz w:val="28"/>
-          <w:szCs w:val="28"/>
+          <w:rFonts w:hint="default"/>
           <w:lang w:val="ru-RU"/>
         </w:rPr>
       </w:pPr>
